--- a/rapports/2026-06-06/EQ30/EQ30_sup_v2/DR_malforme_1_01101E_11/35-16-60-27.docx
+++ b/rapports/2026-06-06/EQ30/EQ30_sup_v2/DR_malforme_1_01101E_11/35-16-60-27.docx
@@ -297,7 +297,7 @@
           <w:color w:val="1F6FEB"/>
           <w:sz w:val="22"/>
         </w:rPr>
-        <w:t>⚠ INCOHÉRENCES À CORRIGER (164)</w:t>
+        <w:t>⚠ INCOHÉRENCES À CORRIGER (161)</w:t>
       </w:r>
     </w:p>
     <w:tbl>
@@ -755,7 +755,7 @@
                 <w:i w:val="0"/>
                 <w:sz w:val="17"/>
               </w:rPr>
-              <w:t>Incohérence!!! seulement les écoles privées paient les frais de scolarité (y compris les frais d'inscription).</w:t>
+              <w:t>Incohérent!! Le niveau d'instruction déclaré par l'un des enfants (Primaire) au niveau de la section 1 de SOUNKAROU BALDÉ diffère de celui donné par SOUNKAROU BALDÉ lui-même qui affirme ne pas avoir frequenté l'école formelle.</w:t>
             </w:r>
           </w:p>
         </w:tc>
@@ -814,7 +814,7 @@
                 <w:color w:val="16A34A"/>
                 <w:sz w:val="16"/>
               </w:rPr>
-              <w:t>—</w:t>
+              <w:t>s01q32, s01q36, s01q38, s04q37_modif, s02q33, s02q34, s01q00b</w:t>
             </w:r>
           </w:p>
         </w:tc>
@@ -845,7 +845,7 @@
                 <w:i w:val="0"/>
                 <w:sz w:val="17"/>
               </w:rPr>
-              <w:t>Incohérent!! Le niveau d'instruction déclaré par l'un des enfants (Primaire) au niveau de la section 1 de SOUNKAROU BALDÉ diffère de celui donné par SOUNKAROU BALDÉ lui-même qui affirme ne pas avoir frequenté l'école formelle.</w:t>
+              <w:t>Peu probable!!! Vu l'âge (25 ans) de MARIAMA BALDE ou l'année à laquelle MARIAMA BALDE a fréquenté l'école pour la dernière fois (2015) le dernier diplome de MARIAMA BALDE ne peut être le Certificat d'études primaires (CEP), prière de corriger cette incohérence ou confirmer avec le QG.</w:t>
             </w:r>
           </w:p>
         </w:tc>
@@ -878,6 +878,546 @@
                 <w:i w:val="0"/>
                 <w:sz w:val="16"/>
               </w:rPr>
+              <w:t>S11</w:t>
+              <w:br/>
+            </w:r>
+            <w:r>
+              <w:rPr>
+                <w:b w:val="0"/>
+                <w:i w:val="0"/>
+                <w:color w:val="64748B"/>
+                <w:sz w:val="14"/>
+              </w:rPr>
+              <w:t>Logement / cadre de vie</w:t>
+            </w:r>
+          </w:p>
+        </w:tc>
+        <w:tc>
+          <w:tcPr>
+            <w:tcW w:type="dxa" w:w="1531"/>
+          </w:tcPr>
+          <w:p>
+            <w:r>
+              <w:rPr>
+                <w:b/>
+                <w:i w:val="0"/>
+                <w:color w:val="16A34A"/>
+                <w:sz w:val="16"/>
+              </w:rPr>
+              <w:t>—</w:t>
+            </w:r>
+          </w:p>
+        </w:tc>
+        <w:tc>
+          <w:tcPr>
+            <w:tcW w:type="dxa" w:w="1191"/>
+          </w:tcPr>
+          <w:p>
+            <w:r>
+              <w:rPr>
+                <w:b w:val="0"/>
+                <w:i w:val="0"/>
+                <w:color w:val="64748B"/>
+                <w:sz w:val="16"/>
+              </w:rPr>
+              <w:t>GT-CQ</w:t>
+            </w:r>
+          </w:p>
+        </w:tc>
+        <w:tc>
+          <w:tcPr>
+            <w:tcW w:type="dxa" w:w="4706"/>
+          </w:tcPr>
+          <w:p>
+            <w:r>
+              <w:rPr>
+                <w:b w:val="0"/>
+                <w:i w:val="0"/>
+                <w:sz w:val="17"/>
+              </w:rPr>
+              <w:t>Incoherence!! Le ménage a depensé .</w:t>
+            </w:r>
+          </w:p>
+        </w:tc>
+      </w:tr>
+      <w:tr>
+        <w:tc>
+          <w:tcPr>
+            <w:tcW w:type="dxa" w:w="964"/>
+          </w:tcPr>
+          <w:p>
+            <w:r>
+              <w:rPr>
+                <w:b/>
+                <w:i w:val="0"/>
+                <w:color w:val="DC2626"/>
+                <w:sz w:val="16"/>
+              </w:rPr>
+              <w:t>Haute</w:t>
+            </w:r>
+          </w:p>
+        </w:tc>
+        <w:tc>
+          <w:tcPr>
+            <w:tcW w:type="dxa" w:w="1247"/>
+          </w:tcPr>
+          <w:p>
+            <w:r>
+              <w:rPr>
+                <w:b/>
+                <w:i w:val="0"/>
+                <w:sz w:val="16"/>
+              </w:rPr>
+              <w:t>S11</w:t>
+              <w:br/>
+            </w:r>
+            <w:r>
+              <w:rPr>
+                <w:b w:val="0"/>
+                <w:i w:val="0"/>
+                <w:color w:val="64748B"/>
+                <w:sz w:val="14"/>
+              </w:rPr>
+              <w:t>Logement / cadre de vie</w:t>
+            </w:r>
+          </w:p>
+        </w:tc>
+        <w:tc>
+          <w:tcPr>
+            <w:tcW w:type="dxa" w:w="1531"/>
+          </w:tcPr>
+          <w:p>
+            <w:r>
+              <w:rPr>
+                <w:b/>
+                <w:i w:val="0"/>
+                <w:color w:val="16A34A"/>
+                <w:sz w:val="16"/>
+              </w:rPr>
+              <w:t>s01q29, s01q31, s04q24, s00q04, s11q21, s09fq03, s09fq011</w:t>
+            </w:r>
+          </w:p>
+        </w:tc>
+        <w:tc>
+          <w:tcPr>
+            <w:tcW w:type="dxa" w:w="1191"/>
+          </w:tcPr>
+          <w:p>
+            <w:r>
+              <w:rPr>
+                <w:b w:val="0"/>
+                <w:i w:val="0"/>
+                <w:color w:val="64748B"/>
+                <w:sz w:val="16"/>
+              </w:rPr>
+              <w:t>GT-CQ</w:t>
+            </w:r>
+          </w:p>
+        </w:tc>
+        <w:tc>
+          <w:tcPr>
+            <w:tcW w:type="dxa" w:w="4706"/>
+          </w:tcPr>
+          <w:p>
+            <w:r>
+              <w:rPr>
+                <w:b w:val="0"/>
+                <w:i w:val="0"/>
+                <w:sz w:val="17"/>
+              </w:rPr>
+              <w:t>FCFA dans Frais de connexion au réseau de distribution d'eau mais dit ne pas être connecté à un réseau d'eau courante, prière de corriger cette incoherenceAttention!!! Les ménages vivants dans un(e) Maison Basse à KOLDA Urbain ont généralement comme principal matériau de revêtement du sol du logement le/la Ciment/Béton, mais celui du ménage de SOUNKAROU BALDE (Carreaux/Marbre) diffère de celui-ci.</w:t>
+            </w:r>
+          </w:p>
+        </w:tc>
+      </w:tr>
+      <w:tr>
+        <w:tc>
+          <w:tcPr>
+            <w:tcW w:type="dxa" w:w="964"/>
+          </w:tcPr>
+          <w:p>
+            <w:r>
+              <w:rPr>
+                <w:b/>
+                <w:i w:val="0"/>
+                <w:color w:val="EA580C"/>
+                <w:sz w:val="16"/>
+              </w:rPr>
+              <w:t>Moyenne</w:t>
+            </w:r>
+          </w:p>
+        </w:tc>
+        <w:tc>
+          <w:tcPr>
+            <w:tcW w:type="dxa" w:w="1247"/>
+          </w:tcPr>
+          <w:p>
+            <w:r>
+              <w:rPr>
+                <w:b/>
+                <w:i w:val="0"/>
+                <w:sz w:val="16"/>
+              </w:rPr>
+              <w:t>S00</w:t>
+              <w:br/>
+            </w:r>
+            <w:r>
+              <w:rPr>
+                <w:b w:val="0"/>
+                <w:i w:val="0"/>
+                <w:color w:val="64748B"/>
+                <w:sz w:val="14"/>
+              </w:rPr>
+              <w:t>Identification</w:t>
+            </w:r>
+          </w:p>
+        </w:tc>
+        <w:tc>
+          <w:tcPr>
+            <w:tcW w:type="dxa" w:w="1531"/>
+          </w:tcPr>
+          <w:p>
+            <w:r>
+              <w:rPr>
+                <w:b/>
+                <w:i w:val="0"/>
+                <w:color w:val="16A34A"/>
+                <w:sz w:val="16"/>
+              </w:rPr>
+              <w:t>s00q27</w:t>
+            </w:r>
+          </w:p>
+        </w:tc>
+        <w:tc>
+          <w:tcPr>
+            <w:tcW w:type="dxa" w:w="1191"/>
+          </w:tcPr>
+          <w:p>
+            <w:r>
+              <w:rPr>
+                <w:b w:val="0"/>
+                <w:i w:val="0"/>
+                <w:color w:val="64748B"/>
+                <w:sz w:val="16"/>
+              </w:rPr>
+              <w:t>GT-CQ</w:t>
+            </w:r>
+          </w:p>
+        </w:tc>
+        <w:tc>
+          <w:tcPr>
+            <w:tcW w:type="dxa" w:w="4706"/>
+          </w:tcPr>
+          <w:p>
+            <w:r>
+              <w:rPr>
+                <w:b w:val="0"/>
+                <w:i w:val="0"/>
+                <w:sz w:val="17"/>
+              </w:rPr>
+              <w:t>Le questionnaire semble ne pas être complètement fini mais le questionnaire est en statut complet, prière de compléter le questionnaire.</w:t>
+            </w:r>
+          </w:p>
+        </w:tc>
+      </w:tr>
+      <w:tr>
+        <w:tc>
+          <w:tcPr>
+            <w:tcW w:type="dxa" w:w="964"/>
+          </w:tcPr>
+          <w:p>
+            <w:r>
+              <w:rPr>
+                <w:b/>
+                <w:i w:val="0"/>
+                <w:color w:val="EA580C"/>
+                <w:sz w:val="16"/>
+              </w:rPr>
+              <w:t>Moyenne</w:t>
+            </w:r>
+          </w:p>
+        </w:tc>
+        <w:tc>
+          <w:tcPr>
+            <w:tcW w:type="dxa" w:w="1247"/>
+          </w:tcPr>
+          <w:p>
+            <w:r>
+              <w:rPr>
+                <w:b/>
+                <w:i w:val="0"/>
+                <w:sz w:val="16"/>
+              </w:rPr>
+              <w:t>S00</w:t>
+              <w:br/>
+            </w:r>
+            <w:r>
+              <w:rPr>
+                <w:b w:val="0"/>
+                <w:i w:val="0"/>
+                <w:color w:val="64748B"/>
+                <w:sz w:val="14"/>
+              </w:rPr>
+              <w:t>Identification</w:t>
+            </w:r>
+          </w:p>
+        </w:tc>
+        <w:tc>
+          <w:tcPr>
+            <w:tcW w:type="dxa" w:w="1531"/>
+          </w:tcPr>
+          <w:p>
+            <w:r>
+              <w:rPr>
+                <w:b/>
+                <w:i w:val="0"/>
+                <w:color w:val="16A34A"/>
+                <w:sz w:val="16"/>
+              </w:rPr>
+              <w:t>—</w:t>
+            </w:r>
+          </w:p>
+        </w:tc>
+        <w:tc>
+          <w:tcPr>
+            <w:tcW w:type="dxa" w:w="1191"/>
+          </w:tcPr>
+          <w:p>
+            <w:r>
+              <w:rPr>
+                <w:b w:val="0"/>
+                <w:i w:val="0"/>
+                <w:color w:val="64748B"/>
+                <w:sz w:val="16"/>
+              </w:rPr>
+              <w:t>GT-CQ</w:t>
+            </w:r>
+          </w:p>
+        </w:tc>
+        <w:tc>
+          <w:tcPr>
+            <w:tcW w:type="dxa" w:w="4706"/>
+          </w:tcPr>
+          <w:p>
+            <w:r>
+              <w:rPr>
+                <w:b w:val="0"/>
+                <w:i w:val="0"/>
+                <w:sz w:val="17"/>
+              </w:rPr>
+              <w:t>L'adresse ou la localisation du ménage doit être bien renseignée, ne doit pas contenir des numéros de téléphone et elle semble courte pour être une adresse.</w:t>
+            </w:r>
+          </w:p>
+        </w:tc>
+      </w:tr>
+      <w:tr>
+        <w:tc>
+          <w:tcPr>
+            <w:tcW w:type="dxa" w:w="964"/>
+          </w:tcPr>
+          <w:p>
+            <w:r>
+              <w:rPr>
+                <w:b/>
+                <w:i w:val="0"/>
+                <w:color w:val="EA580C"/>
+                <w:sz w:val="16"/>
+              </w:rPr>
+              <w:t>Moyenne</w:t>
+            </w:r>
+          </w:p>
+        </w:tc>
+        <w:tc>
+          <w:tcPr>
+            <w:tcW w:type="dxa" w:w="1247"/>
+          </w:tcPr>
+          <w:p>
+            <w:r>
+              <w:rPr>
+                <w:b/>
+                <w:i w:val="0"/>
+                <w:sz w:val="16"/>
+              </w:rPr>
+              <w:t>S00</w:t>
+              <w:br/>
+            </w:r>
+            <w:r>
+              <w:rPr>
+                <w:b w:val="0"/>
+                <w:i w:val="0"/>
+                <w:color w:val="64748B"/>
+                <w:sz w:val="14"/>
+              </w:rPr>
+              <w:t>Identification</w:t>
+            </w:r>
+          </w:p>
+        </w:tc>
+        <w:tc>
+          <w:tcPr>
+            <w:tcW w:type="dxa" w:w="1531"/>
+          </w:tcPr>
+          <w:p>
+            <w:r>
+              <w:rPr>
+                <w:b/>
+                <w:i w:val="0"/>
+                <w:color w:val="16A34A"/>
+                <w:sz w:val="16"/>
+              </w:rPr>
+              <w:t>—</w:t>
+            </w:r>
+          </w:p>
+        </w:tc>
+        <w:tc>
+          <w:tcPr>
+            <w:tcW w:type="dxa" w:w="1191"/>
+          </w:tcPr>
+          <w:p>
+            <w:r>
+              <w:rPr>
+                <w:b w:val="0"/>
+                <w:i w:val="0"/>
+                <w:color w:val="64748B"/>
+                <w:sz w:val="16"/>
+              </w:rPr>
+              <w:t>GT-CQ</w:t>
+            </w:r>
+          </w:p>
+        </w:tc>
+        <w:tc>
+          <w:tcPr>
+            <w:tcW w:type="dxa" w:w="4706"/>
+          </w:tcPr>
+          <w:p>
+            <w:r>
+              <w:rPr>
+                <w:b w:val="0"/>
+                <w:i w:val="0"/>
+                <w:sz w:val="17"/>
+              </w:rPr>
+              <w:t>Prière de renseigner la bonne adresse.</w:t>
+            </w:r>
+          </w:p>
+        </w:tc>
+      </w:tr>
+      <w:tr>
+        <w:tc>
+          <w:tcPr>
+            <w:tcW w:type="dxa" w:w="964"/>
+          </w:tcPr>
+          <w:p>
+            <w:r>
+              <w:rPr>
+                <w:b/>
+                <w:i w:val="0"/>
+                <w:color w:val="EA580C"/>
+                <w:sz w:val="16"/>
+              </w:rPr>
+              <w:t>Moyenne</w:t>
+            </w:r>
+          </w:p>
+        </w:tc>
+        <w:tc>
+          <w:tcPr>
+            <w:tcW w:type="dxa" w:w="1247"/>
+          </w:tcPr>
+          <w:p>
+            <w:r>
+              <w:rPr>
+                <w:b/>
+                <w:i w:val="0"/>
+                <w:sz w:val="16"/>
+              </w:rPr>
+              <w:t>S01</w:t>
+              <w:br/>
+            </w:r>
+            <w:r>
+              <w:rPr>
+                <w:b w:val="0"/>
+                <w:i w:val="0"/>
+                <w:color w:val="64748B"/>
+                <w:sz w:val="14"/>
+              </w:rPr>
+              <w:t>Démographie</w:t>
+            </w:r>
+          </w:p>
+        </w:tc>
+        <w:tc>
+          <w:tcPr>
+            <w:tcW w:type="dxa" w:w="1531"/>
+          </w:tcPr>
+          <w:p>
+            <w:r>
+              <w:rPr>
+                <w:b/>
+                <w:i w:val="0"/>
+                <w:color w:val="16A34A"/>
+                <w:sz w:val="16"/>
+              </w:rPr>
+              <w:t>—</w:t>
+            </w:r>
+          </w:p>
+        </w:tc>
+        <w:tc>
+          <w:tcPr>
+            <w:tcW w:type="dxa" w:w="1191"/>
+          </w:tcPr>
+          <w:p>
+            <w:r>
+              <w:rPr>
+                <w:b w:val="0"/>
+                <w:i w:val="0"/>
+                <w:color w:val="64748B"/>
+                <w:sz w:val="16"/>
+              </w:rPr>
+              <w:t>GT-CQ</w:t>
+            </w:r>
+          </w:p>
+        </w:tc>
+        <w:tc>
+          <w:tcPr>
+            <w:tcW w:type="dxa" w:w="4706"/>
+          </w:tcPr>
+          <w:p>
+            <w:r>
+              <w:rPr>
+                <w:b w:val="0"/>
+                <w:i w:val="0"/>
+                <w:sz w:val="17"/>
+              </w:rPr>
+              <w:t>Prière de vérifier cette information auprès de l'enquêté et de corriger si nécessaire.</w:t>
+            </w:r>
+          </w:p>
+        </w:tc>
+      </w:tr>
+      <w:tr>
+        <w:tc>
+          <w:tcPr>
+            <w:tcW w:type="dxa" w:w="964"/>
+          </w:tcPr>
+          <w:p>
+            <w:r>
+              <w:rPr>
+                <w:b/>
+                <w:i w:val="0"/>
+                <w:color w:val="EA580C"/>
+                <w:sz w:val="16"/>
+              </w:rPr>
+              <w:t>Moyenne</w:t>
+            </w:r>
+          </w:p>
+        </w:tc>
+        <w:tc>
+          <w:tcPr>
+            <w:tcW w:type="dxa" w:w="1247"/>
+          </w:tcPr>
+          <w:p>
+            <w:r>
+              <w:rPr>
+                <w:b/>
+                <w:i w:val="0"/>
+                <w:sz w:val="16"/>
+              </w:rPr>
               <w:t>S02</w:t>
               <w:br/>
             </w:r>
@@ -904,7 +1444,7 @@
                 <w:color w:val="16A34A"/>
                 <w:sz w:val="16"/>
               </w:rPr>
-              <w:t>s01q32, s01q36, s01q38, s04q37_modif, s02q33, s02q34, s01q00b</w:t>
+              <w:t>—</w:t>
             </w:r>
           </w:p>
         </w:tc>
@@ -935,7 +1475,7 @@
                 <w:i w:val="0"/>
                 <w:sz w:val="17"/>
               </w:rPr>
-              <w:t>Peu probable!!! Vu l'âge (25 ans) de MARIAMA BALDE ou l'année à laquelle MARIAMA BALDE a fréquenté l'école pour la dernière fois (2015) le dernier diplome de MARIAMA BALDE ne peut être le Certificat d'études primaires (CEP), prière de corriger cette incohérence ou confirmer avec le QG.</w:t>
+              <w:t>Attention!!! le montant payé pour les frais de scolarité ( 8000 FCFA) de FATOU BA  qui fréquente 2ème année de Maternelle semble faible.</w:t>
             </w:r>
           </w:p>
         </w:tc>
@@ -950,10 +1490,10 @@
               <w:rPr>
                 <w:b/>
                 <w:i w:val="0"/>
-                <w:color w:val="DC2626"/>
-                <w:sz w:val="16"/>
-              </w:rPr>
-              <w:t>Haute</w:t>
+                <w:color w:val="EA580C"/>
+                <w:sz w:val="16"/>
+              </w:rPr>
+              <w:t>Moyenne</w:t>
             </w:r>
           </w:p>
         </w:tc>
@@ -968,7 +1508,7 @@
                 <w:i w:val="0"/>
                 <w:sz w:val="16"/>
               </w:rPr>
-              <w:t>S11</w:t>
+              <w:t>S02</w:t>
               <w:br/>
             </w:r>
             <w:r>
@@ -978,7 +1518,7 @@
                 <w:color w:val="64748B"/>
                 <w:sz w:val="14"/>
               </w:rPr>
-              <w:t>Logement / cadre de vie</w:t>
+              <w:t>Éducation</w:t>
             </w:r>
           </w:p>
         </w:tc>
@@ -1025,7 +1565,7 @@
                 <w:i w:val="0"/>
                 <w:sz w:val="17"/>
               </w:rPr>
-              <w:t>Incoherence!! Le ménage a depensé .</w:t>
+              <w:t>Veuillez verifier cette information auprès de l'enquêté ou confirmer avec le QG.</w:t>
             </w:r>
           </w:p>
         </w:tc>
@@ -1040,10 +1580,10 @@
               <w:rPr>
                 <w:b/>
                 <w:i w:val="0"/>
-                <w:color w:val="DC2626"/>
-                <w:sz w:val="16"/>
-              </w:rPr>
-              <w:t>Haute</w:t>
+                <w:color w:val="EA580C"/>
+                <w:sz w:val="16"/>
+              </w:rPr>
+              <w:t>Moyenne</w:t>
             </w:r>
           </w:p>
         </w:tc>
@@ -1058,7 +1598,7 @@
                 <w:i w:val="0"/>
                 <w:sz w:val="16"/>
               </w:rPr>
-              <w:t>S11</w:t>
+              <w:t>S02</w:t>
               <w:br/>
             </w:r>
             <w:r>
@@ -1068,7 +1608,7 @@
                 <w:color w:val="64748B"/>
                 <w:sz w:val="14"/>
               </w:rPr>
-              <w:t>Logement / cadre de vie</w:t>
+              <w:t>Éducation</w:t>
             </w:r>
           </w:p>
         </w:tc>
@@ -1084,7 +1624,7 @@
                 <w:color w:val="16A34A"/>
                 <w:sz w:val="16"/>
               </w:rPr>
-              <w:t>s01q29, s01q31, s04q24, s00q04, s11q21, s09fq03, s09fq011</w:t>
+              <w:t>s01q47__7, s02q24, s01q00b, s02q17_2, s02q15_2</w:t>
             </w:r>
           </w:p>
         </w:tc>
@@ -1115,7 +1655,7 @@
                 <w:i w:val="0"/>
                 <w:sz w:val="17"/>
               </w:rPr>
-              <w:t>FCFA dans Frais de connexion au réseau de distribution d'eau mais dit ne pas être connecté à un réseau d'eau courante, prière de corriger cette incoherenceAttention!!! Les ménages vivants dans un(e) Maison Basse à KOLDA Urbain ont généralement comme principal matériau de revêtement du sol du logement le/la Ciment/Béton, mais celui du ménage de SOUNKAROU BALDE (Carreaux/Marbre) diffère de celui-ci.</w:t>
+              <w:t>Le montant des frais pour les cahiers et autres matériels scolaires pour l'année scolaire de FATOU BA qui fréquente 2ème année de Maternelle  est de 0 FCFA, FATOU BA a fait comment pour payer ces cahiers et autres matériels scolaires (SAC, stylo, craie, ardoise, crayon...) ? prière de corriger.</w:t>
             </w:r>
           </w:p>
         </w:tc>
@@ -1148,7 +1688,7 @@
                 <w:i w:val="0"/>
                 <w:sz w:val="16"/>
               </w:rPr>
-              <w:t>S00</w:t>
+              <w:t>S02</w:t>
               <w:br/>
             </w:r>
             <w:r>
@@ -1158,7 +1698,7 @@
                 <w:color w:val="64748B"/>
                 <w:sz w:val="14"/>
               </w:rPr>
-              <w:t>Identification</w:t>
+              <w:t>Éducation</w:t>
             </w:r>
           </w:p>
         </w:tc>
@@ -1174,7 +1714,7 @@
                 <w:color w:val="16A34A"/>
                 <w:sz w:val="16"/>
               </w:rPr>
-              <w:t>s00q27</w:t>
+              <w:t>s01q63, s00q04, s02q25, s01q00b, s02q17_2, s02q15_2</w:t>
             </w:r>
           </w:p>
         </w:tc>
@@ -1205,7 +1745,7 @@
                 <w:i w:val="0"/>
                 <w:sz w:val="17"/>
               </w:rPr>
-              <w:t>Le questionnaire semble ne pas être complètement fini mais le questionnaire est en statut complet, prière de compléter le questionnaire.</w:t>
+              <w:t>Dans les milieux urbains c'est peu probable de voir une école dont les élèves ou étudiants ne dépensent pas en frais d'uniformes, prière de verifier pour FATOU BA qui fréquente 2ème année de Maternelle et corriger ou confirmer avec le QG.</w:t>
             </w:r>
           </w:p>
         </w:tc>
@@ -1238,7 +1778,7 @@
                 <w:i w:val="0"/>
                 <w:sz w:val="16"/>
               </w:rPr>
-              <w:t>S00</w:t>
+              <w:t>S02</w:t>
               <w:br/>
             </w:r>
             <w:r>
@@ -1248,7 +1788,7 @@
                 <w:color w:val="64748B"/>
                 <w:sz w:val="14"/>
               </w:rPr>
-              <w:t>Identification</w:t>
+              <w:t>Éducation</w:t>
             </w:r>
           </w:p>
         </w:tc>
@@ -1264,7 +1804,7 @@
                 <w:color w:val="16A34A"/>
                 <w:sz w:val="16"/>
               </w:rPr>
-              <w:t>—</w:t>
+              <w:t>s01q63, s00q04, s02q25, s01q00b, s02q17_2, s02q15_2</w:t>
             </w:r>
           </w:p>
         </w:tc>
@@ -1295,817 +1835,7 @@
                 <w:i w:val="0"/>
                 <w:sz w:val="17"/>
               </w:rPr>
-              <w:t>L'adresse ou la localisation du ménage doit être bien renseignée, ne doit pas contenir des numéros de téléphone et elle semble courte pour être une adresse.</w:t>
-            </w:r>
-          </w:p>
-        </w:tc>
-      </w:tr>
-      <w:tr>
-        <w:tc>
-          <w:tcPr>
-            <w:tcW w:type="dxa" w:w="964"/>
-          </w:tcPr>
-          <w:p>
-            <w:r>
-              <w:rPr>
-                <w:b/>
-                <w:i w:val="0"/>
-                <w:color w:val="EA580C"/>
-                <w:sz w:val="16"/>
-              </w:rPr>
-              <w:t>Moyenne</w:t>
-            </w:r>
-          </w:p>
-        </w:tc>
-        <w:tc>
-          <w:tcPr>
-            <w:tcW w:type="dxa" w:w="1247"/>
-          </w:tcPr>
-          <w:p>
-            <w:r>
-              <w:rPr>
-                <w:b/>
-                <w:i w:val="0"/>
-                <w:sz w:val="16"/>
-              </w:rPr>
-              <w:t>S00</w:t>
-              <w:br/>
-            </w:r>
-            <w:r>
-              <w:rPr>
-                <w:b w:val="0"/>
-                <w:i w:val="0"/>
-                <w:color w:val="64748B"/>
-                <w:sz w:val="14"/>
-              </w:rPr>
-              <w:t>Identification</w:t>
-            </w:r>
-          </w:p>
-        </w:tc>
-        <w:tc>
-          <w:tcPr>
-            <w:tcW w:type="dxa" w:w="1531"/>
-          </w:tcPr>
-          <w:p>
-            <w:r>
-              <w:rPr>
-                <w:b/>
-                <w:i w:val="0"/>
-                <w:color w:val="16A34A"/>
-                <w:sz w:val="16"/>
-              </w:rPr>
-              <w:t>—</w:t>
-            </w:r>
-          </w:p>
-        </w:tc>
-        <w:tc>
-          <w:tcPr>
-            <w:tcW w:type="dxa" w:w="1191"/>
-          </w:tcPr>
-          <w:p>
-            <w:r>
-              <w:rPr>
-                <w:b w:val="0"/>
-                <w:i w:val="0"/>
-                <w:color w:val="64748B"/>
-                <w:sz w:val="16"/>
-              </w:rPr>
-              <w:t>GT-CQ</w:t>
-            </w:r>
-          </w:p>
-        </w:tc>
-        <w:tc>
-          <w:tcPr>
-            <w:tcW w:type="dxa" w:w="4706"/>
-          </w:tcPr>
-          <w:p>
-            <w:r>
-              <w:rPr>
-                <w:b w:val="0"/>
-                <w:i w:val="0"/>
-                <w:sz w:val="17"/>
-              </w:rPr>
-              <w:t>Prière de renseigner la bonne adresse.</w:t>
-            </w:r>
-          </w:p>
-        </w:tc>
-      </w:tr>
-      <w:tr>
-        <w:tc>
-          <w:tcPr>
-            <w:tcW w:type="dxa" w:w="964"/>
-          </w:tcPr>
-          <w:p>
-            <w:r>
-              <w:rPr>
-                <w:b/>
-                <w:i w:val="0"/>
-                <w:color w:val="EA580C"/>
-                <w:sz w:val="16"/>
-              </w:rPr>
-              <w:t>Moyenne</w:t>
-            </w:r>
-          </w:p>
-        </w:tc>
-        <w:tc>
-          <w:tcPr>
-            <w:tcW w:type="dxa" w:w="1247"/>
-          </w:tcPr>
-          <w:p>
-            <w:r>
-              <w:rPr>
-                <w:b/>
-                <w:i w:val="0"/>
-                <w:sz w:val="16"/>
-              </w:rPr>
-              <w:t>S01</w:t>
-              <w:br/>
-            </w:r>
-            <w:r>
-              <w:rPr>
-                <w:b w:val="0"/>
-                <w:i w:val="0"/>
-                <w:color w:val="64748B"/>
-                <w:sz w:val="14"/>
-              </w:rPr>
-              <w:t>Démographie</w:t>
-            </w:r>
-          </w:p>
-        </w:tc>
-        <w:tc>
-          <w:tcPr>
-            <w:tcW w:type="dxa" w:w="1531"/>
-          </w:tcPr>
-          <w:p>
-            <w:r>
-              <w:rPr>
-                <w:b/>
-                <w:i w:val="0"/>
-                <w:color w:val="16A34A"/>
-                <w:sz w:val="16"/>
-              </w:rPr>
-              <w:t>—</w:t>
-            </w:r>
-          </w:p>
-        </w:tc>
-        <w:tc>
-          <w:tcPr>
-            <w:tcW w:type="dxa" w:w="1191"/>
-          </w:tcPr>
-          <w:p>
-            <w:r>
-              <w:rPr>
-                <w:b w:val="0"/>
-                <w:i w:val="0"/>
-                <w:color w:val="64748B"/>
-                <w:sz w:val="16"/>
-              </w:rPr>
-              <w:t>GT-CQ</w:t>
-            </w:r>
-          </w:p>
-        </w:tc>
-        <w:tc>
-          <w:tcPr>
-            <w:tcW w:type="dxa" w:w="4706"/>
-          </w:tcPr>
-          <w:p>
-            <w:r>
-              <w:rPr>
-                <w:b w:val="0"/>
-                <w:i w:val="0"/>
-                <w:sz w:val="17"/>
-              </w:rPr>
-              <w:t>Prière de vérifier cette information auprès de l'enquêté et de corriger si nécessaire.</w:t>
-            </w:r>
-          </w:p>
-        </w:tc>
-      </w:tr>
-      <w:tr>
-        <w:tc>
-          <w:tcPr>
-            <w:tcW w:type="dxa" w:w="964"/>
-          </w:tcPr>
-          <w:p>
-            <w:r>
-              <w:rPr>
-                <w:b/>
-                <w:i w:val="0"/>
-                <w:color w:val="EA580C"/>
-                <w:sz w:val="16"/>
-              </w:rPr>
-              <w:t>Moyenne</w:t>
-            </w:r>
-          </w:p>
-        </w:tc>
-        <w:tc>
-          <w:tcPr>
-            <w:tcW w:type="dxa" w:w="1247"/>
-          </w:tcPr>
-          <w:p>
-            <w:r>
-              <w:rPr>
-                <w:b/>
-                <w:i w:val="0"/>
-                <w:sz w:val="16"/>
-              </w:rPr>
-              <w:t>S02</w:t>
-              <w:br/>
-            </w:r>
-            <w:r>
-              <w:rPr>
-                <w:b w:val="0"/>
-                <w:i w:val="0"/>
-                <w:color w:val="64748B"/>
-                <w:sz w:val="14"/>
-              </w:rPr>
-              <w:t>Éducation</w:t>
-            </w:r>
-          </w:p>
-        </w:tc>
-        <w:tc>
-          <w:tcPr>
-            <w:tcW w:type="dxa" w:w="1531"/>
-          </w:tcPr>
-          <w:p>
-            <w:r>
-              <w:rPr>
-                <w:b/>
-                <w:i w:val="0"/>
-                <w:color w:val="16A34A"/>
-                <w:sz w:val="16"/>
-              </w:rPr>
-              <w:t>—</w:t>
-            </w:r>
-          </w:p>
-        </w:tc>
-        <w:tc>
-          <w:tcPr>
-            <w:tcW w:type="dxa" w:w="1191"/>
-          </w:tcPr>
-          <w:p>
-            <w:r>
-              <w:rPr>
-                <w:b w:val="0"/>
-                <w:i w:val="0"/>
-                <w:color w:val="64748B"/>
-                <w:sz w:val="16"/>
-              </w:rPr>
-              <w:t>GT-CQ</w:t>
-            </w:r>
-          </w:p>
-        </w:tc>
-        <w:tc>
-          <w:tcPr>
-            <w:tcW w:type="dxa" w:w="4706"/>
-          </w:tcPr>
-          <w:p>
-            <w:r>
-              <w:rPr>
-                <w:b w:val="0"/>
-                <w:i w:val="0"/>
-                <w:sz w:val="17"/>
-              </w:rPr>
-              <w:t>Attention!!! le montant payé pour les frais de scolarité ( 8000 FCFA) de FATOU BA  qui fréquente 2ème année de Maternelle semble faible.</w:t>
-            </w:r>
-          </w:p>
-        </w:tc>
-      </w:tr>
-      <w:tr>
-        <w:tc>
-          <w:tcPr>
-            <w:tcW w:type="dxa" w:w="964"/>
-          </w:tcPr>
-          <w:p>
-            <w:r>
-              <w:rPr>
-                <w:b/>
-                <w:i w:val="0"/>
-                <w:color w:val="EA580C"/>
-                <w:sz w:val="16"/>
-              </w:rPr>
-              <w:t>Moyenne</w:t>
-            </w:r>
-          </w:p>
-        </w:tc>
-        <w:tc>
-          <w:tcPr>
-            <w:tcW w:type="dxa" w:w="1247"/>
-          </w:tcPr>
-          <w:p>
-            <w:r>
-              <w:rPr>
-                <w:b/>
-                <w:i w:val="0"/>
-                <w:sz w:val="16"/>
-              </w:rPr>
-              <w:t>S02</w:t>
-              <w:br/>
-            </w:r>
-            <w:r>
-              <w:rPr>
-                <w:b w:val="0"/>
-                <w:i w:val="0"/>
-                <w:color w:val="64748B"/>
-                <w:sz w:val="14"/>
-              </w:rPr>
-              <w:t>Éducation</w:t>
-            </w:r>
-          </w:p>
-        </w:tc>
-        <w:tc>
-          <w:tcPr>
-            <w:tcW w:type="dxa" w:w="1531"/>
-          </w:tcPr>
-          <w:p>
-            <w:r>
-              <w:rPr>
-                <w:b/>
-                <w:i w:val="0"/>
-                <w:color w:val="16A34A"/>
-                <w:sz w:val="16"/>
-              </w:rPr>
-              <w:t>—</w:t>
-            </w:r>
-          </w:p>
-        </w:tc>
-        <w:tc>
-          <w:tcPr>
-            <w:tcW w:type="dxa" w:w="1191"/>
-          </w:tcPr>
-          <w:p>
-            <w:r>
-              <w:rPr>
-                <w:b w:val="0"/>
-                <w:i w:val="0"/>
-                <w:color w:val="64748B"/>
-                <w:sz w:val="16"/>
-              </w:rPr>
-              <w:t>GT-CQ</w:t>
-            </w:r>
-          </w:p>
-        </w:tc>
-        <w:tc>
-          <w:tcPr>
-            <w:tcW w:type="dxa" w:w="4706"/>
-          </w:tcPr>
-          <w:p>
-            <w:r>
-              <w:rPr>
-                <w:b w:val="0"/>
-                <w:i w:val="0"/>
-                <w:sz w:val="17"/>
-              </w:rPr>
-              <w:t>Veuillez verifier cette information auprès de l'enquêté ou confirmer avec le QG.</w:t>
-            </w:r>
-          </w:p>
-        </w:tc>
-      </w:tr>
-      <w:tr>
-        <w:tc>
-          <w:tcPr>
-            <w:tcW w:type="dxa" w:w="964"/>
-          </w:tcPr>
-          <w:p>
-            <w:r>
-              <w:rPr>
-                <w:b/>
-                <w:i w:val="0"/>
-                <w:color w:val="EA580C"/>
-                <w:sz w:val="16"/>
-              </w:rPr>
-              <w:t>Moyenne</w:t>
-            </w:r>
-          </w:p>
-        </w:tc>
-        <w:tc>
-          <w:tcPr>
-            <w:tcW w:type="dxa" w:w="1247"/>
-          </w:tcPr>
-          <w:p>
-            <w:r>
-              <w:rPr>
-                <w:b/>
-                <w:i w:val="0"/>
-                <w:sz w:val="16"/>
-              </w:rPr>
-              <w:t>S02</w:t>
-              <w:br/>
-            </w:r>
-            <w:r>
-              <w:rPr>
-                <w:b w:val="0"/>
-                <w:i w:val="0"/>
-                <w:color w:val="64748B"/>
-                <w:sz w:val="14"/>
-              </w:rPr>
-              <w:t>Éducation</w:t>
-            </w:r>
-          </w:p>
-        </w:tc>
-        <w:tc>
-          <w:tcPr>
-            <w:tcW w:type="dxa" w:w="1531"/>
-          </w:tcPr>
-          <w:p>
-            <w:r>
-              <w:rPr>
-                <w:b/>
-                <w:i w:val="0"/>
-                <w:color w:val="16A34A"/>
-                <w:sz w:val="16"/>
-              </w:rPr>
-              <w:t>s01q47__7, s02q24, s01q00b, s02q17_2, s02q15_2</w:t>
-            </w:r>
-          </w:p>
-        </w:tc>
-        <w:tc>
-          <w:tcPr>
-            <w:tcW w:type="dxa" w:w="1191"/>
-          </w:tcPr>
-          <w:p>
-            <w:r>
-              <w:rPr>
-                <w:b w:val="0"/>
-                <w:i w:val="0"/>
-                <w:color w:val="64748B"/>
-                <w:sz w:val="16"/>
-              </w:rPr>
-              <w:t>GT-CQ</w:t>
-            </w:r>
-          </w:p>
-        </w:tc>
-        <w:tc>
-          <w:tcPr>
-            <w:tcW w:type="dxa" w:w="4706"/>
-          </w:tcPr>
-          <w:p>
-            <w:r>
-              <w:rPr>
-                <w:b w:val="0"/>
-                <w:i w:val="0"/>
-                <w:sz w:val="17"/>
-              </w:rPr>
-              <w:t>Le montant des frais pour les cahiers et autres matériels scolaires pour l'année scolaire de FATOU BA qui fréquente 2ème année de Maternelle  est de 0 FCFA, FATOU BA a fait comment pour payer ces cahiers et autres matériels scolaires (SAC, stylo, craie, ardoise, crayon...) ? prière de corriger.</w:t>
-            </w:r>
-          </w:p>
-        </w:tc>
-      </w:tr>
-      <w:tr>
-        <w:tc>
-          <w:tcPr>
-            <w:tcW w:type="dxa" w:w="964"/>
-          </w:tcPr>
-          <w:p>
-            <w:r>
-              <w:rPr>
-                <w:b/>
-                <w:i w:val="0"/>
-                <w:color w:val="EA580C"/>
-                <w:sz w:val="16"/>
-              </w:rPr>
-              <w:t>Moyenne</w:t>
-            </w:r>
-          </w:p>
-        </w:tc>
-        <w:tc>
-          <w:tcPr>
-            <w:tcW w:type="dxa" w:w="1247"/>
-          </w:tcPr>
-          <w:p>
-            <w:r>
-              <w:rPr>
-                <w:b/>
-                <w:i w:val="0"/>
-                <w:sz w:val="16"/>
-              </w:rPr>
-              <w:t>S02</w:t>
-              <w:br/>
-            </w:r>
-            <w:r>
-              <w:rPr>
-                <w:b w:val="0"/>
-                <w:i w:val="0"/>
-                <w:color w:val="64748B"/>
-                <w:sz w:val="14"/>
-              </w:rPr>
-              <w:t>Éducation</w:t>
-            </w:r>
-          </w:p>
-        </w:tc>
-        <w:tc>
-          <w:tcPr>
-            <w:tcW w:type="dxa" w:w="1531"/>
-          </w:tcPr>
-          <w:p>
-            <w:r>
-              <w:rPr>
-                <w:b/>
-                <w:i w:val="0"/>
-                <w:color w:val="16A34A"/>
-                <w:sz w:val="16"/>
-              </w:rPr>
-              <w:t>s01q63, s00q04, s02q25, s01q00b, s02q17_2, s02q15_2</w:t>
-            </w:r>
-          </w:p>
-        </w:tc>
-        <w:tc>
-          <w:tcPr>
-            <w:tcW w:type="dxa" w:w="1191"/>
-          </w:tcPr>
-          <w:p>
-            <w:r>
-              <w:rPr>
-                <w:b w:val="0"/>
-                <w:i w:val="0"/>
-                <w:color w:val="64748B"/>
-                <w:sz w:val="16"/>
-              </w:rPr>
-              <w:t>GT-CQ</w:t>
-            </w:r>
-          </w:p>
-        </w:tc>
-        <w:tc>
-          <w:tcPr>
-            <w:tcW w:type="dxa" w:w="4706"/>
-          </w:tcPr>
-          <w:p>
-            <w:r>
-              <w:rPr>
-                <w:b w:val="0"/>
-                <w:i w:val="0"/>
-                <w:sz w:val="17"/>
-              </w:rPr>
-              <w:t>Dans les milieux urbains c'est peu probable de voir une école dont les élèves ou étudiants ne dépensent pas en frais d'uniformes, prière de verifier pour FATOU BA qui fréquente 2ème année de Maternelle et corriger ou confirmer avec le QG.</w:t>
-            </w:r>
-          </w:p>
-        </w:tc>
-      </w:tr>
-      <w:tr>
-        <w:tc>
-          <w:tcPr>
-            <w:tcW w:type="dxa" w:w="964"/>
-          </w:tcPr>
-          <w:p>
-            <w:r>
-              <w:rPr>
-                <w:b/>
-                <w:i w:val="0"/>
-                <w:color w:val="EA580C"/>
-                <w:sz w:val="16"/>
-              </w:rPr>
-              <w:t>Moyenne</w:t>
-            </w:r>
-          </w:p>
-        </w:tc>
-        <w:tc>
-          <w:tcPr>
-            <w:tcW w:type="dxa" w:w="1247"/>
-          </w:tcPr>
-          <w:p>
-            <w:r>
-              <w:rPr>
-                <w:b/>
-                <w:i w:val="0"/>
-                <w:sz w:val="16"/>
-              </w:rPr>
-              <w:t>S02</w:t>
-              <w:br/>
-            </w:r>
-            <w:r>
-              <w:rPr>
-                <w:b w:val="0"/>
-                <w:i w:val="0"/>
-                <w:color w:val="64748B"/>
-                <w:sz w:val="14"/>
-              </w:rPr>
-              <w:t>Éducation</w:t>
-            </w:r>
-          </w:p>
-        </w:tc>
-        <w:tc>
-          <w:tcPr>
-            <w:tcW w:type="dxa" w:w="1531"/>
-          </w:tcPr>
-          <w:p>
-            <w:r>
-              <w:rPr>
-                <w:b/>
-                <w:i w:val="0"/>
-                <w:color w:val="16A34A"/>
-                <w:sz w:val="16"/>
-              </w:rPr>
-              <w:t>—</w:t>
-            </w:r>
-          </w:p>
-        </w:tc>
-        <w:tc>
-          <w:tcPr>
-            <w:tcW w:type="dxa" w:w="1191"/>
-          </w:tcPr>
-          <w:p>
-            <w:r>
-              <w:rPr>
-                <w:b w:val="0"/>
-                <w:i w:val="0"/>
-                <w:color w:val="64748B"/>
-                <w:sz w:val="16"/>
-              </w:rPr>
-              <w:t>GT-CQ</w:t>
-            </w:r>
-          </w:p>
-        </w:tc>
-        <w:tc>
-          <w:tcPr>
-            <w:tcW w:type="dxa" w:w="4706"/>
-          </w:tcPr>
-          <w:p>
-            <w:r>
-              <w:rPr>
-                <w:b w:val="0"/>
-                <w:i w:val="0"/>
-                <w:sz w:val="17"/>
-              </w:rPr>
-              <w:t>veuillez, s'il vous plait, confirmer les frais de scolarité ( 1000 FCFA) payée de AIDA THIAM avec le QG ou apporter les corrections nécessaires.</w:t>
-            </w:r>
-          </w:p>
-        </w:tc>
-      </w:tr>
-      <w:tr>
-        <w:tc>
-          <w:tcPr>
-            <w:tcW w:type="dxa" w:w="964"/>
-          </w:tcPr>
-          <w:p>
-            <w:r>
-              <w:rPr>
-                <w:b/>
-                <w:i w:val="0"/>
-                <w:color w:val="EA580C"/>
-                <w:sz w:val="16"/>
-              </w:rPr>
-              <w:t>Moyenne</w:t>
-            </w:r>
-          </w:p>
-        </w:tc>
-        <w:tc>
-          <w:tcPr>
-            <w:tcW w:type="dxa" w:w="1247"/>
-          </w:tcPr>
-          <w:p>
-            <w:r>
-              <w:rPr>
-                <w:b/>
-                <w:i w:val="0"/>
-                <w:sz w:val="16"/>
-              </w:rPr>
-              <w:t>S02</w:t>
-              <w:br/>
-            </w:r>
-            <w:r>
-              <w:rPr>
-                <w:b w:val="0"/>
-                <w:i w:val="0"/>
-                <w:color w:val="64748B"/>
-                <w:sz w:val="14"/>
-              </w:rPr>
-              <w:t>Éducation</w:t>
-            </w:r>
-          </w:p>
-        </w:tc>
-        <w:tc>
-          <w:tcPr>
-            <w:tcW w:type="dxa" w:w="1531"/>
-          </w:tcPr>
-          <w:p>
-            <w:r>
-              <w:rPr>
-                <w:b/>
-                <w:i w:val="0"/>
-                <w:color w:val="16A34A"/>
-                <w:sz w:val="16"/>
-              </w:rPr>
-              <w:t>s01q63, s00q04, s02q25, s01q00b, s02q17_2, s02q15_2</w:t>
-            </w:r>
-          </w:p>
-        </w:tc>
-        <w:tc>
-          <w:tcPr>
-            <w:tcW w:type="dxa" w:w="1191"/>
-          </w:tcPr>
-          <w:p>
-            <w:r>
-              <w:rPr>
-                <w:b w:val="0"/>
-                <w:i w:val="0"/>
-                <w:color w:val="64748B"/>
-                <w:sz w:val="16"/>
-              </w:rPr>
-              <w:t>GT-CQ</w:t>
-            </w:r>
-          </w:p>
-        </w:tc>
-        <w:tc>
-          <w:tcPr>
-            <w:tcW w:type="dxa" w:w="4706"/>
-          </w:tcPr>
-          <w:p>
-            <w:r>
-              <w:rPr>
-                <w:b w:val="0"/>
-                <w:i w:val="0"/>
-                <w:sz w:val="17"/>
-              </w:rPr>
               <w:t>Dans les milieux urbains c'est peu probable de voir une école dont les élèves ou étudiants ne dépensent pas en frais d'uniformes, prière de verifier pour AIDA THIAM qui fréquente 1ére année de Primaire et corriger ou confirmer avec le QG.</w:t>
-            </w:r>
-          </w:p>
-        </w:tc>
-      </w:tr>
-      <w:tr>
-        <w:tc>
-          <w:tcPr>
-            <w:tcW w:type="dxa" w:w="964"/>
-          </w:tcPr>
-          <w:p>
-            <w:r>
-              <w:rPr>
-                <w:b/>
-                <w:i w:val="0"/>
-                <w:color w:val="EA580C"/>
-                <w:sz w:val="16"/>
-              </w:rPr>
-              <w:t>Moyenne</w:t>
-            </w:r>
-          </w:p>
-        </w:tc>
-        <w:tc>
-          <w:tcPr>
-            <w:tcW w:type="dxa" w:w="1247"/>
-          </w:tcPr>
-          <w:p>
-            <w:r>
-              <w:rPr>
-                <w:b/>
-                <w:i w:val="0"/>
-                <w:sz w:val="16"/>
-              </w:rPr>
-              <w:t>S02</w:t>
-              <w:br/>
-            </w:r>
-            <w:r>
-              <w:rPr>
-                <w:b w:val="0"/>
-                <w:i w:val="0"/>
-                <w:color w:val="64748B"/>
-                <w:sz w:val="14"/>
-              </w:rPr>
-              <w:t>Éducation</w:t>
-            </w:r>
-          </w:p>
-        </w:tc>
-        <w:tc>
-          <w:tcPr>
-            <w:tcW w:type="dxa" w:w="1531"/>
-          </w:tcPr>
-          <w:p>
-            <w:r>
-              <w:rPr>
-                <w:b/>
-                <w:i w:val="0"/>
-                <w:color w:val="16A34A"/>
-                <w:sz w:val="16"/>
-              </w:rPr>
-              <w:t>—</w:t>
-            </w:r>
-          </w:p>
-        </w:tc>
-        <w:tc>
-          <w:tcPr>
-            <w:tcW w:type="dxa" w:w="1191"/>
-          </w:tcPr>
-          <w:p>
-            <w:r>
-              <w:rPr>
-                <w:b w:val="0"/>
-                <w:i w:val="0"/>
-                <w:color w:val="64748B"/>
-                <w:sz w:val="16"/>
-              </w:rPr>
-              <w:t>GT-CQ</w:t>
-            </w:r>
-          </w:p>
-        </w:tc>
-        <w:tc>
-          <w:tcPr>
-            <w:tcW w:type="dxa" w:w="4706"/>
-          </w:tcPr>
-          <w:p>
-            <w:r>
-              <w:rPr>
-                <w:b w:val="0"/>
-                <w:i w:val="0"/>
-                <w:sz w:val="17"/>
-              </w:rPr>
-              <w:t>veuillez, s'il vous plait, confirmer les frais de scolarité ( 2000 FCFA) payée de MOHAMED BA avec le QG ou apporter les corrections nécessaires.</w:t>
             </w:r>
           </w:p>
         </w:tc>
